--- a/uploads/actas/acta_entrega_37406_Sergio Eduardo Sacchi.docx
+++ b/uploads/actas/acta_entrega_37406_Sergio Eduardo Sacchi.docx
@@ -18,7 +18,7 @@
           </w:tcPr>
           <w:p>
             <w:r>
-              <w:t>Fecha: Sin fecha</w:t>
+              <w:t>Fecha: 12/12/2024</w:t>
             </w:r>
           </w:p>
         </w:tc>
